--- a/1부8화_Un_codice_per_tutti.docx
+++ b/1부8화_Un_codice_per_tutti.docx
@@ -367,7 +367,7 @@
           <w:color w:val="1A1A1A"/>
           <w:sz w:val="44"/>
         </w:rPr>
-        <w:t xml:space="preserve">   Marco, hai trovato qualcosa nella legge?</w:t>
+        <w:t xml:space="preserve">   Marco, ha trovato qualcosa nella legge?</w:t>
       </w:r>
     </w:p>
     <w:p>
@@ -407,7 +407,7 @@
           <w:color w:val="808080"/>
           <w:sz w:val="36"/>
         </w:rPr>
-        <w:t>아마도요. 거의 밤새 읽었어요.</w:t>
+        <w:t>아마도. 거의 밤새 읽었어.</w:t>
       </w:r>
     </w:p>
     <w:p>
@@ -547,7 +547,7 @@
           <w:color w:val="1A1A1A"/>
           <w:sz w:val="44"/>
         </w:rPr>
-        <w:t xml:space="preserve">   Marco, spiegaci, per favore. Non capisco tutta questa burocrazia.</w:t>
+        <w:t xml:space="preserve">   Marco, ci spieghi, per favore. Non capisco tutta questa burocrazia.</w:t>
       </w:r>
     </w:p>
     <w:p>
@@ -800,7 +800,7 @@
           <w:color w:val="1A1A1A"/>
           <w:sz w:val="44"/>
         </w:rPr>
-        <w:t xml:space="preserve">   Scusa, Marco, cosa significa garantisce le cure?</w:t>
+        <w:t xml:space="preserve">   Scusi, Marco, cosa significa "garantisce le cure"?</w:t>
       </w:r>
     </w:p>
     <w:p>
@@ -810,7 +810,7 @@
           <w:color w:val="808080"/>
           <w:sz w:val="36"/>
         </w:rPr>
-        <w:t>마르코, '진료를 보장한다'는 게 무슨 뜻이야?</w:t>
+        <w:t>죄송한데, 마르코, '진료를 보장한다'는 게 무슨 뜻이에요?</w:t>
       </w:r>
     </w:p>
     <w:p>
@@ -870,7 +870,7 @@
           <w:color w:val="808080"/>
           <w:sz w:val="36"/>
         </w:rPr>
-        <w:t>하지만 저는 세금 코드가 없어요, 변호사님.</w:t>
+        <w:t>하지만 저는 납세자 번호가 없어요, 변호사님.</w:t>
       </w:r>
     </w:p>
     <w:p>
@@ -1430,7 +1430,7 @@
           <w:color w:val="1A1A1A"/>
           <w:sz w:val="44"/>
         </w:rPr>
-        <w:t xml:space="preserve">   Vengo anch'io, Amina, così non siete sola.</w:t>
+        <w:t xml:space="preserve">   Vengo anch'io, Amina, così non siete sole.</w:t>
       </w:r>
     </w:p>
     <w:p>
@@ -1440,7 +1440,7 @@
           <w:color w:val="808080"/>
           <w:sz w:val="36"/>
         </w:rPr>
-        <w:t>저도 갈게요, 아미나, 혼자가 아니게요.</w:t>
+        <w:t>저도 갈게요, 아미나, 두 분만 가시지 않게요.</w:t>
       </w:r>
     </w:p>
     <w:p>
@@ -1580,7 +1580,7 @@
           <w:color w:val="1A1A1A"/>
           <w:sz w:val="44"/>
         </w:rPr>
-        <w:t xml:space="preserve">   Sei sempre pronto a tutto, tu.</w:t>
+        <w:t xml:space="preserve">   È sempre pronto a tutto, lei.</w:t>
       </w:r>
     </w:p>
     <w:p>
@@ -1590,7 +1590,7 @@
           <w:color w:val="808080"/>
           <w:sz w:val="36"/>
         </w:rPr>
-        <w:t>넌 항상 모든 걸 대비하는구나.</w:t>
+        <w:t>항상 모든 걸 대비하시네요.</w:t>
       </w:r>
     </w:p>
     <w:p>
@@ -2373,7 +2373,7 @@
           <w:color w:val="1A1A1A"/>
           <w:sz w:val="44"/>
         </w:rPr>
-        <w:t xml:space="preserve">   Amina, sei riuscita! Fammi vedere.</w:t>
+        <w:t xml:space="preserve">   Amina, ce l'hai fatta! Fammi vedere.</w:t>
       </w:r>
     </w:p>
     <w:p>
@@ -2653,7 +2653,7 @@
           <w:color w:val="808080"/>
           <w:sz w:val="36"/>
         </w:rPr>
-        <w:t>누군가 설명해주면 효과가 있어요, 소피아. 그게 핵심이에요.</w:t>
+        <w:t>누군가 설명해주면 효과가 있어, 소피아. 그게 핵심이야.</w:t>
       </w:r>
     </w:p>
     <w:p>
@@ -3076,7 +3076,7 @@
           <w:color w:val="1A1A1A"/>
           <w:sz w:val="44"/>
         </w:rPr>
-        <w:t xml:space="preserve">   Console Cesare, hai un'idea migliore?</w:t>
+        <w:t xml:space="preserve">   Console Cesare, ha un'idea migliore?</w:t>
       </w:r>
     </w:p>
     <w:p>
@@ -3106,7 +3106,7 @@
           <w:color w:val="1A1A1A"/>
           <w:sz w:val="44"/>
         </w:rPr>
-        <w:t xml:space="preserve">   Forse. Ma oggi, lasciatemi solo bere il mio caffè.</w:t>
+        <w:t xml:space="preserve">   Forse. Ma oggi, mi lascino solo bere il mio caffè.</w:t>
       </w:r>
     </w:p>
     <w:p>
@@ -3356,7 +3356,7 @@
           <w:color w:val="808080"/>
           <w:sz w:val="36"/>
         </w:rPr>
-        <w:t>그리고 먹으러도요, 아가, 문은 항상 열려 있어.</w:t>
+        <w:t>그리고 밥 먹으러도 와, 아가. 문은 항상 열려 있어.</w:t>
       </w:r>
     </w:p>
     <w:p>
@@ -3539,7 +3539,7 @@
           <w:color w:val="1A1A1A"/>
           <w:sz w:val="44"/>
         </w:rPr>
-        <w:t xml:space="preserve">   Marco, posso chiederti una cosa?</w:t>
+        <w:t xml:space="preserve">   Marco, posso chiederle una cosa?</w:t>
       </w:r>
     </w:p>
     <w:p>
@@ -3579,7 +3579,7 @@
           <w:color w:val="808080"/>
           <w:sz w:val="36"/>
         </w:rPr>
-        <w:t>물론이죠, 소피아. 말해봐요.</w:t>
+        <w:t>물론이지, 소피아. 말해봐.</w:t>
       </w:r>
     </w:p>
     <w:p>
@@ -3749,7 +3749,7 @@
           <w:color w:val="1A1A1A"/>
           <w:sz w:val="44"/>
         </w:rPr>
-        <w:t xml:space="preserve">   L'ho presa in prestito. Ve la rendo domani.</w:t>
+        <w:t xml:space="preserve">   L'ho presa in prestito. Gliela rendo domani.</w:t>
       </w:r>
     </w:p>
     <w:p>
